--- a/04_kanri-flow_変更_報告案.docx
+++ b/04_kanri-flow_変更_報告案.docx
@@ -596,29 +596,20 @@
           <w:p>
             <w:pPr>
               <w:rPr>
-                <w:rFonts w:asciiTheme="majorEastAsia" w:eastAsiaTheme="majorEastAsia" w:hAnsiTheme="majorEastAsia"/>
-                <w:color w:val="000000" w:themeColor="text1"/>
-                <w:sz w:val="21"/>
-                <w:szCs w:val="21"/>
-              </w:rPr>
-            </w:pPr>
-            <w:r>
-              <w:rPr>
-                <w:rFonts w:asciiTheme="majorEastAsia" w:eastAsiaTheme="majorEastAsia" w:hAnsiTheme="majorEastAsia" w:hint="eastAsia"/>
-                <w:color w:val="000000" w:themeColor="text1"/>
-                <w:sz w:val="21"/>
-                <w:szCs w:val="21"/>
-              </w:rPr>
-              <w:t>j</w:t>
-            </w:r>
-            <w:r>
-              <w:rPr>
-                <w:rFonts w:asciiTheme="majorEastAsia" w:eastAsiaTheme="majorEastAsia" w:hAnsiTheme="majorEastAsia"/>
-                <w:color w:val="000000" w:themeColor="text1"/>
-                <w:sz w:val="21"/>
-                <w:szCs w:val="21"/>
-              </w:rPr>
-              <w:t>RCT1042250043</w:t>
+                <w:rFonts w:asciiTheme="majorEastAsia" w:eastAsiaTheme="majorEastAsia" w:hAnsiTheme="majorEastAsia" w:hint="eastAsia"/>
+                <w:color w:val="000000" w:themeColor="text1"/>
+                <w:sz w:val="21"/>
+                <w:szCs w:val="21"/>
+              </w:rPr>
+            </w:pPr>
+            <w:r>
+              <w:rPr>
+                <w:rFonts w:asciiTheme="majorEastAsia" w:eastAsiaTheme="majorEastAsia" w:hAnsiTheme="majorEastAsia" w:hint="eastAsia"/>
+                <w:color w:val="000000" w:themeColor="text1"/>
+                <w:sz w:val="21"/>
+                <w:szCs w:val="21"/>
+              </w:rPr>
+              <w:t>{{jRCT番号}}</w:t>
             </w:r>
           </w:p>
         </w:tc>
@@ -1557,43 +1548,16 @@
                 <w:sz w:val="21"/>
                 <w:szCs w:val="21"/>
               </w:rPr>
-              <w:t>CRB4180010-</w:t>
-            </w:r>
-            <w:r>
-              <w:rPr>
-                <w:rFonts w:asciiTheme="majorEastAsia" w:eastAsiaTheme="majorEastAsia" w:hAnsiTheme="majorEastAsia" w:hint="eastAsia"/>
-                <w:color w:val="000000" w:themeColor="text1"/>
-                <w:sz w:val="21"/>
-                <w:szCs w:val="21"/>
-              </w:rPr>
-              <w:t>非特2025-2-202</w:t>
-            </w:r>
-            <w:r>
-              <w:rPr>
-                <w:rFonts w:asciiTheme="majorEastAsia" w:eastAsiaTheme="majorEastAsia" w:hAnsiTheme="majorEastAsia" w:hint="eastAsia"/>
-                <w:color w:val="000000" w:themeColor="text1"/>
-                <w:sz w:val="21"/>
-                <w:szCs w:val="21"/>
-              </w:rPr>
-              <w:t>6</w:t>
-            </w:r>
-            <w:r>
-              <w:rPr>
-                <w:rFonts w:asciiTheme="majorEastAsia" w:eastAsiaTheme="majorEastAsia" w:hAnsiTheme="majorEastAsia" w:hint="eastAsia"/>
-                <w:color w:val="000000" w:themeColor="text1"/>
-                <w:sz w:val="21"/>
-                <w:szCs w:val="21"/>
-              </w:rPr>
-              <w:t>-</w:t>
-            </w:r>
-            <w:r>
-              <w:rPr>
-                <w:rFonts w:asciiTheme="majorEastAsia" w:eastAsiaTheme="majorEastAsia" w:hAnsiTheme="majorEastAsia" w:hint="eastAsia"/>
-                <w:color w:val="000000" w:themeColor="text1"/>
-                <w:sz w:val="21"/>
-                <w:szCs w:val="21"/>
-              </w:rPr>
-              <w:t>3</w:t>
+              <w:t>CRB4180010</w:t>
+            </w:r>
+            <w:r>
+              <w:rPr>
+                <w:rFonts w:asciiTheme="majorEastAsia" w:eastAsiaTheme="majorEastAsia" w:hAnsiTheme="majorEastAsia" w:hint="eastAsia"/>
+                <w:color w:val="000000" w:themeColor="text1"/>
+                <w:sz w:val="21"/>
+                <w:szCs w:val="21"/>
+              </w:rPr>
+              <w:t>-{{元の起案番号}}</w:t>
             </w:r>
             <w:r>
               <w:rPr>
@@ -2215,7 +2179,7 @@
         <w:ind w:leftChars="2800" w:left="5880"/>
         <w:jc w:val="right"/>
         <w:rPr>
-          <w:rFonts w:asciiTheme="majorEastAsia" w:eastAsiaTheme="majorEastAsia" w:hAnsiTheme="majorEastAsia" w:hint="eastAsia"/>
+          <w:rFonts w:asciiTheme="majorEastAsia" w:eastAsiaTheme="majorEastAsia" w:hAnsiTheme="majorEastAsia"/>
           <w:color w:val="000000" w:themeColor="text1"/>
           <w:szCs w:val="21"/>
         </w:rPr>
